--- a/Introduccion a la Ingenieria/Kit docente/Clase 7/Solucion Taller Clase 7 - Ciclo de vida del proyecto.docx
+++ b/Introduccion a la Ingenieria/Kit docente/Clase 7/Solucion Taller Clase 7 - Ciclo de vida del proyecto.docx
@@ -38,6 +38,7 @@
       <w:r>
         <w:rPr>
           <w:rFonts w:ascii="Consolas" w:hAnsi="Consolas"/>
+          <w:b w:val="0"/>
           <w:i/>
           <w:color w:val="111111"/>
           <w:sz w:val="20"/>
@@ -74,7 +75,7 @@
           <w:color w:val="4A4A49"/>
           <w:sz w:val="22"/>
         </w:rPr>
-        <w:t xml:space="preserve">Este documento trae el ciclo de vida completo del caso de la biblioteca, con los cinco requisitos escritos y sus criterios de aceptación, más el plan de hitos hasta la sesión 15. Es el modelo que hay que tener a mano en las salas, porque el criterio de aceptación es lo que ningún equipo escribe solo. Si el docente solo alcanza a leer un bloque, que sea </w:t>
+        <w:t xml:space="preserve">Este documento trae el ciclo de vida completo del caso de la biblioteca, con los cinco requisitos escritos y sus criterios de aceptación, más el plan de hitos hasta la Clase 15. Es el modelo que hay que tener a mano en las salas, porque el criterio de aceptación es lo que ningún equipo escribe solo. Si el docente solo alcanza a leer un bloque, que sea </w:t>
       </w:r>
       <w:r>
         <w:rPr>
@@ -256,7 +257,7 @@
           <w:color w:val="4A4A49"/>
           <w:sz w:val="21"/>
         </w:rPr>
-        <w:t xml:space="preserve"> hasta la sesión 15.</w:t>
+        <w:t xml:space="preserve"> hasta la Clase 15.</w:t>
       </w:r>
     </w:p>
     <w:p>
@@ -1145,7 +1146,7 @@
           <w:color w:val="4A4A49"/>
           <w:sz w:val="22"/>
         </w:rPr>
-        <w:t xml:space="preserve"> en cada una de las sesiones 8, 9, 10, 11, 12 y 14. Y la decisión de hoy que sería carísima cambiar en la sesión 14.</w:t>
+        <w:t xml:space="preserve"> en cada una de las sesiones 8, 9, 10, 11, 12 y 14. Y la decisión de hoy que sería carísima cambiar en la Clase 14.</w:t>
       </w:r>
     </w:p>
     <w:p>
@@ -1237,7 +1238,7 @@
           <w:color w:val="4A4A49"/>
           <w:sz w:val="22"/>
         </w:rPr>
-        <w:t>Sesión 12</w:t>
+        <w:t>Clase 12</w:t>
       </w:r>
       <w:r>
         <w:rPr>
@@ -1271,7 +1272,7 @@
           <w:color w:val="4A4A49"/>
           <w:sz w:val="22"/>
         </w:rPr>
-        <w:t>Sesión 14</w:t>
+        <w:t>Clase 14</w:t>
       </w:r>
       <w:r>
         <w:rPr>
@@ -1279,7 +1280,7 @@
           <w:color w:val="4A4A49"/>
           <w:sz w:val="22"/>
         </w:rPr>
-        <w:t xml:space="preserve"> · Presentación final ensayada y el informe escrito al 80 %. *En la sesión 14 no se construye: se ensaya.*</w:t>
+        <w:t xml:space="preserve"> · Presentación final ensayada y el informe escrito al 80 %. *En la Clase 14 no se construye: se ensaya.*</w:t>
       </w:r>
     </w:p>
     <w:p>
@@ -1289,7 +1290,7 @@
           <w:color w:val="4A4A49"/>
           <w:sz w:val="22"/>
         </w:rPr>
-        <w:t>La decisión de hoy que sería carísima cambiar en la sesión 14:</w:t>
+        <w:t>La decisión de hoy que sería carísima cambiar en la Clase 14:</w:t>
       </w:r>
       <w:r>
         <w:rPr>
@@ -1297,7 +1298,7 @@
           <w:color w:val="4A4A49"/>
           <w:sz w:val="22"/>
         </w:rPr>
-        <w:t xml:space="preserve"> *que la solución funcione sin computador en el mostrador.* Si en la sesión 12 se descubre que la voluntaria no puede usar su celular durante la atención, hay que rediseñar el flujo completo, y con él el prototipo y la prueba. Por eso se confirma con la coordinadora </w:t>
+        <w:t xml:space="preserve"> *que la solución funcione sin computador en el mostrador.* Si en la Clase 12 se descubre que la voluntaria no puede usar su celular durante la atención, hay que rediseñar el flujo completo, y con él el prototipo y la prueba. Por eso se confirma con la coordinadora </w:t>
       </w:r>
       <w:r>
         <w:rPr>
@@ -1363,7 +1364,7 @@
           <w:color w:val="4A4A49"/>
           <w:sz w:val="22"/>
         </w:rPr>
-        <w:t xml:space="preserve"> Si las sesiones 8 a 12 están vacías y todo aparece en la 14, vale 5 y hay que decirlo en voz alta en la sala: es el patrón exacto de los proyectos que no se entregan. Valore que la sesión 14 esté reservada para ensayar y no para construir.</w:t>
+        <w:t xml:space="preserve"> Si las Clases 8 a 12 están vacías y todo aparece en la 14, vale 5 y hay que decirlo en voz alta en la sala: es el patrón exacto de los proyectos que no se entregan. Valore que la Clase 14 esté reservada para ensayar y no para construir.</w:t>
       </w:r>
     </w:p>
     <w:p>
@@ -1656,7 +1657,7 @@
                 <w:color w:val="4A4A49"/>
                 <w:sz w:val="20"/>
               </w:rPr>
-              <w:t>Sin criterio de aceptación no hay validación posible, y la sesión 16 pide demostrar, no afirmar.</w:t>
+              <w:t>Sin criterio de aceptación no hay validación posible, y la Clase 16 pide demostrar, no afirmar.</w:t>
             </w:r>
           </w:p>
         </w:tc>
@@ -1820,7 +1821,7 @@
           <w:color w:val="4A4A49"/>
           <w:sz w:val="22"/>
         </w:rPr>
-        <w:t>Equipos cuyo plan de hitos deja todo en la sesión 14.</w:t>
+        <w:t>Equipos cuyo plan de hitos deja todo en la Clase 14.</w:t>
       </w:r>
       <w:r>
         <w:rPr>
@@ -1828,7 +1829,7 @@
           <w:color w:val="4A4A49"/>
           <w:sz w:val="22"/>
         </w:rPr>
-        <w:t xml:space="preserve"> Es el hallazgo más valioso de la sesión y hay que actuar hoy. Obligue a definir un hito verificable para la sesión 10, aunque sea mínimo — tres pantallas dibujadas a mano y probadas con una persona—. La razón que funciona con estudiantes: en la sesión 12 hay presentación de avances con retroalimentación, y llegar sin nada a esa sesión desperdicia la única corrección gratis del semestre.</w:t>
+        <w:t xml:space="preserve"> Es el hallazgo más valioso de la sesión y hay que actuar hoy. Obligue a definir un hito verificable para la sesión 10, aunque sea mínimo — tres pantallas dibujadas a mano y probadas con una persona—. La razón que funciona con estudiantes: en la Clase 12 hay presentación de avances con retroalimentación, y llegar sin nada a esa sesión desperdicia la única corrección gratis del semestre.</w:t>
       </w:r>
     </w:p>
     <w:p>
@@ -1938,7 +1939,7 @@
           <w:color w:val="4A4A49"/>
           <w:sz w:val="22"/>
         </w:rPr>
-        <w:t>Un plan con todo el trabajo en la sesión 14</w:t>
+        <w:t>Un plan con todo el trabajo en la Clase 14</w:t>
       </w:r>
       <w:r>
         <w:rPr>
@@ -1946,7 +1947,7 @@
           <w:color w:val="4A4A49"/>
           <w:sz w:val="22"/>
         </w:rPr>
-        <w:t xml:space="preserve"> → Es el patrón exacto de los proyectos que no se entregan, y desperdicia la retroalimentación gratis de la sesión 12. Un hito verificable en la sesión 10, aunque sea mínimo. La sesión 14 se reserva para ensayar, no para construir.</w:t>
+        <w:t xml:space="preserve"> → Es el patrón exacto de los proyectos que no se entregan, y desperdicia la retroalimentación gratis de la Clase 12. Un hito verificable en la Clase 10, aunque sea mínimo. La Clase 14 se reserva para ensayar, no para construir.</w:t>
       </w:r>
     </w:p>
     <w:p>
@@ -1985,7 +1986,7 @@
           <w:color w:val="4A4A49"/>
           <w:sz w:val="22"/>
         </w:rPr>
-        <w:t xml:space="preserve"> El error barato es el que se encuentra temprano, y todo lo que hicieron hoy —requisitos, criterios, hitos— existe para que los errores aparezcan ahora y no en la sesión 15. Diga en voz alta las dos cosas que conectan el curso: la fase 1 la cerraron en la sesión 6, y los requisitos no funcionales de hoy salieron de las restricciones que escribieron entonces; nada de lo que han hecho fue un ejercicio suelto. Cierre con la advertencia sobre Royce, porque es memorable: el dibujo más famoso de la ingeniería de software —la cascada de una sola pasada— aparece en un artículo que decía que hacerlo así invita al fracaso, y la profesión se quedó con el dibujo y perdió la advertencia. Anuncie la sesión 8: casos reales de proyectos que se saltaron una fase, y la decisión entre sus dos alternativas de solución.</w:t>
+        <w:t xml:space="preserve"> El error barato es el que se encuentra temprano, y todo lo que hicieron hoy —requisitos, criterios, hitos— existe para que los errores aparezcan ahora y no en la Clase 15. Diga en voz alta las dos cosas que conectan el curso: la fase 1 la cerraron en la sesión 6, y los requisitos no funcionales de hoy salieron de las restricciones que escribieron entonces; nada de lo que han hecho fue un ejercicio suelto. Cierre con la advertencia sobre Royce, porque es memorable: el dibujo más famoso de la ingeniería de software —la cascada de una sola pasada— aparece en un artículo que decía que hacerlo así invita al fracaso, y la profesión se quedó con el dibujo y perdió la advertencia. Anuncie la sesión 8: casos reales de proyectos que se saltaron una fase, y la decisión entre sus dos alternativas de solución.</w:t>
       </w:r>
     </w:p>
     <w:p>
@@ -2096,7 +2097,7 @@
           <w:color w:val="4A4A49"/>
           <w:sz w:val="22"/>
         </w:rPr>
-        <w:t>sesión 10</w:t>
+        <w:t>Clase 10</w:t>
       </w:r>
       <w:r>
         <w:rPr>
@@ -2112,7 +2113,7 @@
           <w:color w:val="4A4A49"/>
           <w:sz w:val="22"/>
         </w:rPr>
-        <w:t>sesión 11</w:t>
+        <w:t>Clase 11</w:t>
       </w:r>
       <w:r>
         <w:rPr>
@@ -2128,7 +2129,7 @@
           <w:color w:val="4A4A49"/>
           <w:sz w:val="22"/>
         </w:rPr>
-        <w:t>sesión 12</w:t>
+        <w:t>Clase 12</w:t>
       </w:r>
       <w:r>
         <w:rPr>
@@ -2144,7 +2145,7 @@
           <w:color w:val="4A4A49"/>
           <w:sz w:val="22"/>
         </w:rPr>
-        <w:t>informe final de la sesión 16</w:t>
+        <w:t>informe final de la Clase 16</w:t>
       </w:r>
       <w:r>
         <w:rPr>
